--- a/dist/HO_SO_NOP/03_CHUYEN_DE/CD2_chuyen_de_2.docx
+++ b/dist/HO_SO_NOP/03_CHUYEN_DE/CD2_chuyen_de_2.docx
@@ -5447,7 +5447,7 @@
       <w:r>
         <w:drawing>
           <wp:inline>
-            <wp:extent cx="5753100" cy="4009802"/>
+            <wp:extent cx="5753100" cy="3860884"/>
             <wp:effectExtent b="0" l="0" r="0" t="0"/>
             <wp:docPr descr="Hình 2.1: Khung khái niệm tích hợp CĐ2" title="" id="46" name="Picture"/>
             <a:graphic>
@@ -5468,7 +5468,7 @@
                   <pic:spPr bwMode="auto">
                     <a:xfrm>
                       <a:off x="0" y="0"/>
-                      <a:ext cx="5753100" cy="4009802"/>
+                      <a:ext cx="5753100" cy="3860884"/>
                     </a:xfrm>
                     <a:prstGeom prst="rect">
                       <a:avLst/>
@@ -5510,7 +5510,31 @@
         <w:t xml:space="preserve"> </w:t>
       </w:r>
       <w:r>
-        <w:t xml:space="preserve">Khung khái niệm tích hợp Chuyên đề 2 (H1-H6, năm tầng lý thuyết).</w:t>
+        <w:t xml:space="preserve">Mô hình khái niệm thống nhất luận án (CDCM — Context-Contingent Digital-and-Capability Model). Hình chữ nhật biểu thị biến quan sát được; hình ellipse biểu thị cấu trúc tiềm ẩn (TCI, ICRV, DAI). H1a (+) và H1b (−) xác định quan hệ phi tuyến chữ U ngược (điểm uốn ≈ 36%; H1b điều kiện biên: SIDS/FIP âm đơn điệu). H2 TCI nâng mặt bằng hiệu quả. H3 DAI tái định hình đường cong phụ thuộc bối cảnh. H5 ICRV chi phối độ cong/biên độ. Mũi tên hai chiều đứt nét biểu thị thay thế số–thể chế (DAI×ICRV,</w:t>
+      </w:r>
+      <w:r>
+        <w:t xml:space="preserve"> </w:t>
+      </w:r>
+      <m:oMath>
+        <m:r>
+          <m:t>p</m:t>
+        </m:r>
+      </m:oMath>
+      <w:r>
+        <w:t xml:space="preserve"> </w:t>
+      </w:r>
+      <w:r>
+        <w:t xml:space="preserve">= ,049). Kiểm soát Bậc trên (H4) đưa vào như biến kiểm soát quản trị nội sinh.</w:t>
+      </w:r>
+      <w:r>
+        <w:t xml:space="preserve"> </w:t>
+      </w:r>
+      <w:r>
+        <w:rPr>
+          <w:iCs/>
+          <w:i/>
+        </w:rPr>
+        <w:t xml:space="preserve">Nguồn: tác giả tự xây dựng.</w:t>
       </w:r>
     </w:p>
     <w:p>
@@ -5586,7 +5610,7 @@
       <w:r>
         <w:drawing>
           <wp:inline>
-            <wp:extent cx="5753100" cy="2573755"/>
+            <wp:extent cx="5753100" cy="3860884"/>
             <wp:effectExtent b="0" l="0" r="0" t="0"/>
             <wp:docPr descr="Hình 2.2: Cơ chế CDCM theo ba nhóm ICRV" title="" id="50" name="Picture"/>
             <a:graphic>
@@ -5607,7 +5631,7 @@
                   <pic:spPr bwMode="auto">
                     <a:xfrm>
                       <a:off x="0" y="0"/>
-                      <a:ext cx="5753100" cy="2573755"/>
+                      <a:ext cx="5753100" cy="3860884"/>
                     </a:xfrm>
                     <a:prstGeom prst="rect">
                       <a:avLst/>

--- a/dist/HO_SO_NOP/03_CHUYEN_DE/CD2_chuyen_de_2.docx
+++ b/dist/HO_SO_NOP/03_CHUYEN_DE/CD2_chuyen_de_2.docx
@@ -14947,7 +14947,7 @@
         </m:sSup>
       </m:oMath>
       <w:r>
-        <w:t xml:space="preserve">=62,4%; ICRV Q_M=17,35 (p = 0,002), H1 điều tiết thể chế được hỗ trợ; cDAI và DPL không có ý nghĩa (H2, H3 không được hỗ trợ). Phát hiện chính: publication bias xác nhận qua Begg-Mazumdar τ=−0,134 (p &lt; 0,001), trim-and-fill k=58 imputed,</w:t>
+        <w:t xml:space="preserve">=87,8%; ICRV Q_M=17,35 (p = 0,002), H1 điều tiết thể chế được hỗ trợ; cDAI và DPL không có ý nghĩa (H2, H3 không được hỗ trợ). Phát hiện chính: publication bias xác nhận qua Begg-Mazumdar τ=−0,134 (p &lt; 0,001), trim-and-fill k=58 imputed,</w:t>
       </w:r>
       <w:r>
         <w:t xml:space="preserve"> </w:t>

--- a/dist/HO_SO_NOP/03_CHUYEN_DE/CD2_chuyen_de_2.docx
+++ b/dist/HO_SO_NOP/03_CHUYEN_DE/CD2_chuyen_de_2.docx
@@ -210,7 +210,7 @@
         <w:pStyle w:val="FirstParagraph"/>
       </w:pPr>
       <w:r>
-        <w:t xml:space="preserve">Chuyên đề này xây dựng mô hình nghiên cứu lý thuyết và thực nghiệm về ảnh hưởng của quốc tế hóa đến hiệu quả hoạt động kinh doanh của các doanh nghiệp ở các quốc gia châu Á trong giai đoạn 2009-2025. Khung lý thuyết tích hợp bốn tầng, Uppsala Model (Johanson &amp; Vahlne, 1977, 2009), Resource-Based View (Barney, 1991; Wernerfelt, 1984), Institutional Theory (North, 1990; Khanna &amp; Palepu, 2010; Peng, 2003) và Upper Echelons Theory (Hambrick &amp; Mason, 1984; Hambrick, 2007), kết hợp với Foundational Digital Adoption Framework (Banalieva &amp; Dhanaraj, 2019; Verhoef et al., 2021; Stallkamp &amp; Schotter, 2021) làm nền tảng lý thuyết. Bốn truyền thống này không vận hành song song mà hội tụ quanh một trục tổ chức duy nhất: chế độ thể chế ICRV hoạt động như một bộ lọc chi phí giao dịch (transaction cost filter) xác định một bản đồ địa hình xuất khẩu chiến lược (strategic export topography), trong đó RBV (TCI, DAI) là các tấm lá chắn cấp doanh nghiệp, Uppsala mô tả sự di chuyển dọc theo địa hình, còn Upper Echelons đi vào như biến kiểm soát nội sinh về chất lượng quản trị. Lược khảo năm dạng hàm quan hệ quốc tế hóa, hiệu quả (I-P) gồm tuyến tính, chữ U ngược, S-curve, M-curve, và forced penalty, cùng năm meta-analysis lớn giai đoạn 1980-2024, cho thấy khoảng trống thực nghiệm trong việc kiểm định đồng thời phi tuyến và điều tiết đa tầng ở châu Á. Hệ giả thuyết H1-H6 được phát triển: H1 phi tuyến dạng chữ U ngược hoặc S-curve; H2 Technological Capability Index (TCI) điều tiết tích cực; H3a-H3b Digital Adoption Index (DAI) điều tiết phụ thuộc chế độ thể chế: có điều kiện ở Emerging/Frontier (H3a, dương trong OLS nhưng phụ thuộc bối cảnh và có thể null trong kiểm định nhân quả) và có điều kiện/null ở Advanced (H3b), phân biệt với TCI; H4 (kiểm soát quản trị nội sinh) đưa đặc điểm nhà quản trị (kinh nghiệm, học vấn, giới tính) vào như nhóm biến kiểm soát quản trị nội sinh, không phải nhân tố điều tiết trọng tâm, nhằm khóa chặt thiên lệch nội sinh phát sinh từ năng lực và sự đa dạng giới của nhà quản trị và bảo vệ tính nhân quả thuần khiết của tương tác Thể chế × Công nghệ; H5 thể chế nội địa điều tiết theo gradient ICRV sáu nhóm; H6 tính không đồng nhất theo thời gian. Bốn nhân tố điều tiết trọng tâm của khung là TCI (H2), DAI (H3), chế độ thể chế ICRV (H5), và thời gian (H6). Tám mô hình thực nghiệm M0-M7 được đặc tả, từ baseline tuyến tính đến mô hình điều tiết ba chiều cấp luận án. Chiến lược nhận dạng đa tầng và kế hoạch kiểm định độ vững toàn diện được thiết kế cho pool 101.185 doanh nghiệp ở 47 nền kinh tế châu Á và Thái Bình Dương, bao gồm 108 cặp quốc gia-năm qua 14 mốc khảo sát WBES giai đoạn 2009-2025. Bốn đóng góp chính: (i) khung tích hợp 4 tầng kết hợp Foundational Digital Adoption Framework chưa có tương đương cho châu Á; (ii) tách bạch TCI và DAI theo Mô hình Áp dụng số và Năng lực phụ thuộc bối cảnh (CDCM); (iii) mô hình M7 điều tiết ba chiều; (iv) phân loại nhánh Advanced thành tiên tiến đổi mới sáng tạo dẫn dắt (ICRV Nhóm I) và tiên tiến tài nguyên dẫn dắt (ICRV Nhóm II). Ba phân tích quốc gia đồng hành trong chuỗi luận án, phân tích Việt Nam và Singapore, và phân tích Trung Quốc, cung cấp bằng chứng quốc gia cụ thể kiểm định H1-H6 và xác nhận tính khả nghiệm của mô hình đề xuất.</w:t>
+        <w:t xml:space="preserve">Chuyên đề này xây dựng mô hình nghiên cứu lý thuyết và thực nghiệm về ảnh hưởng của quốc tế hóa đến hiệu quả hoạt động kinh doanh của các doanh nghiệp ở các quốc gia châu Á trong giai đoạn 2009-2025. Khung lý thuyết tích hợp bốn tầng, Uppsala Model (Johanson &amp; Vahlne, 1977, 2009), Resource-Based View (Barney, 1991; Wernerfelt, 1984), Institutional Theory (North, 1990; Khanna &amp; Palepu, 2010; Peng, 2003) và Upper Echelons Theory (Hambrick &amp; Mason, 1984; Hambrick, 2007), kết hợp với Foundational Digital Adoption Framework (Banalieva &amp; Dhanaraj, 2019; Verhoef et al., 2021; Stallkamp &amp; Schotter, 2021) làm nền tảng lý thuyết. Bốn truyền thống này không vận hành song song mà hội tụ quanh một trục tổ chức duy nhất: chế độ thể chế ICRV hoạt động như một bộ lọc chi phí giao dịch (transaction cost filter) xác định một bản đồ địa hình xuất khẩu chiến lược (strategic export topography), trong đó RBV (TCI, DAI) là các tấm lá chắn cấp doanh nghiệp, Uppsala mô tả sự di chuyển dọc theo địa hình, còn Upper Echelons đi vào như biến kiểm soát nội sinh về chất lượng quản trị. Lược khảo năm dạng hàm quan hệ quốc tế hóa–hiệu quả (internationalization–performance — I–P) gồm tuyến tính, chữ U ngược, S-curve, M-curve, và chi phí buộc phải quốc tế hóa (forced penalty), cùng năm phân tích tổng hợp (meta-analysis) lớn giai đoạn 1980-2024, cho thấy khoảng trống thực nghiệm trong việc kiểm định đồng thời phi tuyến và tác động điều tiết đa tầng ở châu Á. Hệ giả thuyết H1-H6 được phát triển: H1 phi tuyến dạng chữ U ngược hoặc S-curve; H2 năng lực công nghệ (Technological Capability Index — TCI) điều tiết tích cực; H3a-H3b năng lực số (Digital Adoption Index — DAI) điều tiết phụ thuộc chế độ thể chế: có điều kiện ở nhóm đang nổi/cận biên (Emerging/Frontier) (H3a, dương trong OLS nhưng phụ thuộc bối cảnh và có thể null trong kiểm định nhân quả) và có điều kiện/null ở nhóm tiên tiến (Advanced) (H3b), phân biệt với TCI; H4 (kiểm soát quản trị nội sinh) đưa đặc điểm nhà quản trị (kinh nghiệm, học vấn, giới tính) vào như nhóm biến kiểm soát quản trị nội sinh, không phải biến điều tiết (moderator) trọng tâm, nhằm khóa chặt thiên lệch nội sinh phát sinh từ năng lực và sự đa dạng giới của nhà quản trị và bảo vệ tính nhân quả thuần khiết của tương tác Thể chế × Công nghệ; H5 thể chế nội địa điều tiết theo dải biến thiên (gradient) ICRV sáu nhóm; H6 tính không đồng nhất theo thời gian. Bốn biến điều tiết trọng tâm của khung là TCI (H2), DAI (H3), chế độ thể chế ICRV (H5), và thời gian (H6). Tám mô hình thực nghiệm M0-M7 được đặc tả, từ mức cơ sở (baseline) tuyến tính đến mô hình điều tiết ba chiều cấp luận án. Chiến lược nhận dạng đa tầng và kế hoạch kiểm định độ vững toàn diện được thiết kế cho nhóm dữ liệu (pool) 101.185 doanh nghiệp ở 47 nền kinh tế châu Á và Thái Bình Dương, bao gồm 108 cặp quốc gia-năm qua 14 mốc khảo sát WBES giai đoạn 2009-2025. Bốn đóng góp chính: (i) khung tích hợp 4 tầng kết hợp Foundational Digital Adoption Framework chưa có tương đương cho châu Á; (ii) tách bạch TCI và DAI theo Mô hình Áp dụng số và Năng lực phụ thuộc bối cảnh (CDCM); (iii) mô hình M7 điều tiết ba chiều; (iv) phân loại nhánh tiên tiến (Advanced) thành tiên tiến đổi mới sáng tạo dẫn dắt (ICRV Nhóm I) và tiên tiến tài nguyên dẫn dắt (ICRV Nhóm II). Ba phân tích quốc gia đồng hành trong chuỗi luận án, phân tích Việt Nam và Singapore, và phân tích Trung Quốc, cung cấp bằng chứng quốc gia cụ thể kiểm định H1-H6 và xác nhận tính khả nghiệm của mô hình đề xuất.</w:t>
       </w:r>
     </w:p>
     <w:p>
@@ -1617,15 +1617,15 @@
         <w:pStyle w:val="FirstParagraph"/>
       </w:pPr>
       <w:r>
-        <w:t xml:space="preserve">Trong hơn nửa thế kỷ qua, quốc tế hóa vẫn là một trong những chiến lược phát triển then chốt của doanh nghiệp, song bằng chứng về hiệu quả mà nó mang lại vẫn chưa thống nhất. Các nghiên cứu trong lĩnh vực kinh doanh quốc tế (international business, IB) đã ghi nhận năm dạng hàm mô tả quan hệ giữa cường độ quốc tế hóa và hiệu quả doanh nghiệp: tuyến tính (Hsu &amp; Boggs, 2003), chữ U ngược (Gomes &amp; Ramaswamy, 1999; Hitt, Hoskisson &amp; Kim, 1997), S-curve (Lu &amp; Beamish, 2004; Contractor, Kundu &amp; Hsu, 2003), M-curve (Riahi-Belkaoui, 1998), và forced penalty (Glaum &amp; Oesterle, 2007). Sự phân tán này không phải là mâu thuẫn cần loại bỏ, mà là biểu hiện của tính phụ thuộc bối cảnh: cùng một mức cường độ xuất khẩu có thể trở thành lợi thế hoặc gánh nặng, tùy theo (1) năng lực doanh nghiệp, (2) chất lượng thể chế quốc gia, và (3) giai đoạn phát triển số (Bausch &amp; Krist, 2007; Kirca et al., 2012; Marano et al., 2016; Wu, Wood &amp; Khan, 2022).</w:t>
-      </w:r>
-    </w:p>
-    <w:p>
-      <w:pPr>
-        <w:pStyle w:val="BodyText"/>
-      </w:pPr>
-      <w:r>
-        <w:t xml:space="preserve">Châu Á giai đoạn 2009-2025 cung cấp một phòng thí nghiệm tự nhiên hiếm có để kiểm định quan hệ I-P, bởi khu vực này dung chứa đồng thời ít nhất sáu chế độ thể chế khác biệt theo khung phân loại ICRV. Chính sự đồng tồn tại của các chế độ này, trong cùng một khoảng thời gian và trên cùng một nguồn dữ liệu chuẩn hóa, cho phép phân tách hiệu ứng thể chế khỏi hiệu ứng thời kỳ, điều mà các nghiên cứu đơn quốc gia không thể thực hiện. Sáu chế độ bao gồm: nhóm tiên tiến đổi mới sáng tạo dẫn dắt (ICRV Nhóm I) gồm Singapore, Hong Kong SAR, Hàn Quốc, Đài Loan, Israel; nhóm tiên tiến tài nguyên dẫn dắt (ICRV Nhóm II) gồm Saudi Arabia, Qatar, Kuwait, Bahrain, Brunei; nhóm trung bình cao (ICRV Nhóm III) gồm Trung Quốc, Malaysia, Thái Lan, Kazakhstan, Armenia, Georgia; nhóm đang nổi (ICRV Nhóm IV) gồm Việt Nam, Indonesia, Philippines, Ấn Độ, Sri Lanka, Jordan, Mông Cổ; nhóm cận biên (ICRV Nhóm V) gồm 17 nền kinh tế; và nhóm quốc đảo nhỏ Thái Bình Dương (ICRV Nhóm VI) gồm 7 nền kinh tế đảo nhỏ. Tổng cộng 47 nền kinh tế tạo thành 108 cặp quốc gia-năm qua 14 mốc khảo sát.</w:t>
+        <w:t xml:space="preserve">Trong hơn nửa thế kỷ qua, quốc tế hóa vẫn là một trong những chiến lược phát triển then chốt của doanh nghiệp, song bằng chứng về hiệu quả mà nó mang lại vẫn chưa thống nhất. Các nghiên cứu trong lĩnh vực kinh doanh quốc tế (international business, IB) đã ghi nhận năm dạng hàm mô tả quan hệ giữa cường độ quốc tế hóa và hiệu quả doanh nghiệp: tuyến tính (Hsu &amp; Boggs, 2003), chữ U ngược (Gomes &amp; Ramaswamy, 1999; Hitt et al., 1997), S-curve (Lu &amp; Beamish, 2004; Contractor et al., 2003), M-curve (Riahi-Belkaoui, 1998), và chi phí buộc phải quốc tế hóa (forced penalty) (Glaum &amp; Oesterle, 2007). Sự phân tán này không phải là mâu thuẫn cần loại bỏ, mà là biểu hiện của tính phụ thuộc bối cảnh: cùng một mức cường độ xuất khẩu có thể trở thành lợi thế hoặc gánh nặng, tùy theo (1) năng lực doanh nghiệp, (2) chất lượng thể chế quốc gia, và (3) giai đoạn phát triển số (Bausch &amp; Krist, 2007; Kirca et al., 2012; Marano et al., 2016; Wu, Wood &amp; Khan, 2022).</w:t>
+      </w:r>
+    </w:p>
+    <w:p>
+      <w:pPr>
+        <w:pStyle w:val="BodyText"/>
+      </w:pPr>
+      <w:r>
+        <w:t xml:space="preserve">Châu Á giai đoạn 2009-2025 cung cấp một phòng thí nghiệm tự nhiên hiếm có để kiểm định quan hệ quốc tế hóa–hiệu quả (internationalization–performance — I-P), bởi khu vực này dung chứa đồng thời ít nhất sáu chế độ thể chế khác biệt theo khung phân loại ICRV. Chính sự đồng tồn tại của các chế độ này, trong cùng một khoảng thời gian và trên cùng một nguồn dữ liệu chuẩn hóa, cho phép phân tách hiệu ứng thể chế khỏi hiệu ứng thời kỳ, điều mà các nghiên cứu đơn quốc gia không thể thực hiện. Sáu chế độ bao gồm: nhóm tiên tiến đổi mới sáng tạo dẫn dắt (ICRV Nhóm I) gồm Singapore, Hong Kong SAR, Hàn Quốc, Đài Loan, Israel; nhóm tiên tiến tài nguyên dẫn dắt (ICRV Nhóm II) gồm Saudi Arabia, Qatar, Kuwait, Bahrain, Brunei; nhóm trung bình cao (ICRV Nhóm III) gồm Trung Quốc, Malaysia, Thái Lan, Kazakhstan, Armenia, Georgia; nhóm đang nổi (ICRV Nhóm IV) gồm Việt Nam, Indonesia, Philippines, Ấn Độ, Sri Lanka, Jordan, Mông Cổ; nhóm cận biên (ICRV Nhóm V) gồm 17 nền kinh tế; và nhóm quốc đảo nhỏ Thái Bình Dương (ICRV Nhóm VI) gồm 7 nền kinh tế đảo nhỏ. Tổng cộng 47 nền kinh tế tạo thành 108 cặp quốc gia-năm qua 14 mốc khảo sát.</w:t>
       </w:r>
     </w:p>
     <w:p>
@@ -1649,7 +1649,7 @@
         <w:pStyle w:val="BodyText"/>
       </w:pPr>
       <w:r>
-        <w:t xml:space="preserve">Kết quả phân tích mô tả trong Chuyên đề Tiến sĩ số 1 đã phác họa một bức tranh thực trạng đa chiều trên 101.185 doanh nghiệp WBES thuộc 47 nền kinh tế, làm nổi bật ba pattern then chốt: (1) phân tán năng suất tăng đơn điệu theo chế độ thể chế từ Nhóm I đến Nhóm VI; (2) tính không đồng nhất nội bộ rõ rệt trong nhóm Advanced; và (3) pattern thích ứng đặc trưng của các quốc đảo nhỏ Thái Bình Dương. Quan trọng hơn, phân tích đó làm lộ diện CDCM (Mô hình Áp dụng số và Năng lực phụ thuộc bối cảnh): tác động của DAI lên hiệu quả không cố định mà phụ thuộc vào chế độ thể chế, giai đoạn quốc tế hóa, và mức độ bão hòa số của nền kinh tế. Ba pattern thực nghiệm này đặt ra một yêu cầu lý thuyết cụ thể, đó là cần một mô hình có khả năng giải thích vì sao cùng một mức quốc tế hóa lại cho hiệu quả khác nhau giữa các chế độ; Chuyên đề 2 tiếp nối trực tiếp mạch đó, xây dựng một mô hình vừa lý thuyết vừa thực nghiệm nhằm giải thích cơ chế đằng sau các pattern này.</w:t>
+        <w:t xml:space="preserve">Kết quả phân tích mô tả trong Chuyên đề Tiến sĩ số 1 đã phác họa một bức tranh thực trạng đa chiều trên 101.185 doanh nghiệp WBES thuộc 47 nền kinh tế, làm nổi bật ba hình thái (pattern) then chốt: (1) phân tán năng suất tăng đơn điệu theo chế độ thể chế từ Nhóm I đến Nhóm VI; (2) tính không đồng nhất nội bộ rõ rệt trong nhóm tiên tiến (Advanced); và (3) hình thái thích ứng đặc trưng của các quốc đảo nhỏ Thái Bình Dương. Quan trọng hơn, phân tích đó làm lộ diện CDCM (Mô hình Áp dụng số và Năng lực phụ thuộc bối cảnh): tác động của DAI lên hiệu quả không cố định mà phụ thuộc vào chế độ thể chế, giai đoạn quốc tế hóa, và mức độ bão hòa số của nền kinh tế. Ba hình thái thực nghiệm này đặt ra một yêu cầu lý thuyết cụ thể, đó là cần một mô hình có khả năng giải thích vì sao cùng một mức quốc tế hóa lại cho hiệu quả khác nhau giữa các chế độ; Chuyên đề 2 tiếp nối trực tiếp mạch đó, xây dựng một mô hình vừa lý thuyết vừa thực nghiệm nhằm giải thích cơ chế đằng sau các hình thái này.</w:t>
       </w:r>
     </w:p>
     <w:p>
@@ -1891,7 +1891,7 @@
         <w:pStyle w:val="BodyText"/>
       </w:pPr>
       <w:r>
-        <w:t xml:space="preserve">Về thực tiễn, kết quả cung cấp hàm ý chính sách cho doanh nghiệp Việt Nam và emerging Asia về cách tận dụng quốc tế hóa kết hợp năng lực công nghệ và số hóa, đặc biệt trong giai đoạn AI bùng nổ.</w:t>
+        <w:t xml:space="preserve">Về thực tiễn, kết quả cung cấp hàm ý chính sách cho doanh nghiệp Việt Nam và châu Á mới nổi (emerging Asia) về cách tận dụng quốc tế hóa kết hợp năng lực công nghệ và số hóa, đặc biệt trong giai đoạn AI bùng nổ.</w:t>
       </w:r>
     </w:p>
     <w:p>
@@ -1925,7 +1925,7 @@
         <w:pStyle w:val="BodyText"/>
       </w:pPr>
       <w:r>
-        <w:t xml:space="preserve">Phương pháp ước lượng chính: OLS với HC1 robust standard errors (Long &amp; Ervin, 2000) làm chuẩn, hai chiều fixed effects (country × year), và biến công cụ (2SLS) để nhận dạng nhân quả cho TCI và DAI. Kiểm định phi tuyến áp dụng Lind-Mehlum (2010) U-test để xác nhận chữ U ngược thực sự và kiểm định Paternoster để so sánh điểm uốn giữa các nhóm ICRV và giai đoạn thời gian. Phần mềm: Stata 18 (OLS, IV, margins) kết hợp R (LOWESS, ggplot2, CI điểm uốn).</w:t>
+        <w:t xml:space="preserve">Phương pháp ước lượng chính: OLS với sai số chuẩn vững HC1 (robust standard errors; Long &amp; Ervin, 2000) làm chuẩn, hiệu ứng cố định hai chiều (fixed effects, quốc gia × năm), và biến công cụ (2SLS) để nhận dạng nhân quả cho TCI và DAI. Kiểm định phi tuyến áp dụng kiểm định U Lind-Mehlum (2010) (U-test) để xác nhận chữ U ngược thực sự và kiểm định Paternoster để so sánh điểm uốn giữa các nhóm ICRV và giai đoạn thời gian. Phần mềm: Stata 18 (OLS, IV, margins) kết hợp R (LOWESS, ggplot2, CI điểm uốn).</w:t>
       </w:r>
     </w:p>
     <w:p>
@@ -2110,7 +2110,7 @@
         <w:pStyle w:val="BodyText"/>
       </w:pPr>
       <w:r>
-        <w:t xml:space="preserve">Dạng hàm thứ năm, forced penalty. Glaum và Oesterle (2007) ghi nhận dạng hàm tuyến tính âm trong các nền kinh tế bắt buộc phải quốc tế hóa do thị trường nội địa quá nhỏ (Briguglio, 1995; Bertram, 2006). Đây là pattern đặc thù của các quốc đảo nhỏ Thái Bình Dương: các doanh nghiệp phải xuất khẩu để tồn tại nhưng thiếu năng lực cạnh tranh, tạo ra gánh nặng bắt buộc, hiệu quả không tăng theo cường độ xuất khẩu.</w:t>
+        <w:t xml:space="preserve">Dạng hàm thứ năm, forced penalty. Glaum và Oesterle (2007) ghi nhận dạng hàm tuyến tính âm trong các nền kinh tế bắt buộc phải quốc tế hóa do thị trường nội địa quá nhỏ (Briguglio, 1995; Bertram, 2006). Đây là hình thái đặc thù của các quốc đảo nhỏ Thái Bình Dương: các doanh nghiệp phải xuất khẩu để tồn tại nhưng thiếu năng lực cạnh tranh, tạo ra gánh nặng bắt buộc, hiệu quả không tăng theo cường độ xuất khẩu.</w:t>
       </w:r>
     </w:p>
     <w:p>
@@ -2525,7 +2525,7 @@
         <w:pStyle w:val="BodyText"/>
       </w:pPr>
       <w:r>
-        <w:t xml:space="preserve">Kết luận tổng quan: hiệu ứng trung bình I-P là dương nhỏ (r khoảng 0,04-0,07) nhưng rất không đồng nhất (SD = 0,15-0,21). Cả năm tổng quan đều thiếu: (i) bao phủ đầy đủ châu Á và Thái Bình Dương; (ii) kiểm định đồng thời phi tuyến và điều tiết đa tầng; (iii) phân tách TCI và DAI; (iv) bao gồm quốc đảo nhỏ Thái Bình Dương; (v) dữ liệu sau 2020. Chuyên đề này lấp đầy tất cả năm khoảng trống với pool 101.185 doanh nghiệp và khung CDCM.</w:t>
+        <w:t xml:space="preserve">Kết luận tổng quan: hiệu ứng trung bình I-P là dương nhỏ (r khoảng 0,04-0,07) nhưng có mức dị biệt cao (SD = 0,15-0,21). Cả năm tổng quan đều thiếu: (i) bao phủ đầy đủ châu Á và Thái Bình Dương; (ii) kiểm định đồng thời phi tuyến và điều tiết đa tầng; (iii) phân tách TCI và DAI; (iv) bao gồm quốc đảo nhỏ Thái Bình Dương; (v) dữ liệu sau 2020. Chuyên đề này lấp đầy tất cả năm khoảng trống với pool 101.185 doanh nghiệp và khung CDCM.</w:t>
       </w:r>
     </w:p>
     <w:p>
@@ -4450,7 +4450,7 @@
         <w:pStyle w:val="BodyText"/>
       </w:pPr>
       <w:r>
-        <w:t xml:space="preserve">Vai trò trong mô hình đề xuất: Uppsala cung cấp logic cho hiệu ứng phi tuyến trong H1. Doanh nghiệp tăng cường độ xuất khẩu đối mặt với chi phí học tập ban đầu, sau đó thu được lợi ích quy mô, nhưng vượt quá ngưỡng nhất định lại chịu chi phí phối hợp. Bằng chứng từ phân tích Việt Nam của luận án (điểm uốn 39-46%) và phân tích Trung Quốc của luận án (điểm uốn 47-49%) neo đậu thực nghiệm cho H1.</w:t>
+        <w:t xml:space="preserve">Vai trò trong mô hình đề xuất: Uppsala cung cấp lập luận cho hiệu ứng phi tuyến trong H1. Doanh nghiệp tăng cường độ xuất khẩu đối mặt với chi phí học tập ban đầu, sau đó thu được lợi ích quy mô, nhưng vượt quá ngưỡng nhất định lại chịu chi phí phối hợp. Bằng chứng từ phân tích Việt Nam của luận án (điểm uốn 39-46%) và phân tích Trung Quốc của luận án (điểm uốn 47-49%) neo đậu thực nghiệm cho H1.</w:t>
       </w:r>
     </w:p>
     <w:bookmarkEnd w:id="38"/>
@@ -4534,7 +4534,7 @@
         <w:pStyle w:val="BodyText"/>
       </w:pPr>
       <w:r>
-        <w:t xml:space="preserve">Vai trò trong mô hình đề xuất: Lý thuyết thể chế cung cấp logic cho H5 (thể chế ICRV điều tiết theo gradient). Cùng một mức quốc tế hóa, doanh nghiệp ở Nhóm I thu được hiệu quả khác doanh nghiệp ở Nhóm V do khác biệt về chi phí giao dịch, chất lượng thể chế, và tiếp cận thị trường. Sáu nhóm ICRV là biến điều tiết cấp quốc gia.</w:t>
+        <w:t xml:space="preserve">Vai trò trong mô hình đề xuất: Lý thuyết thể chế cung cấp cơ sở lập luận cho H5 (thể chế ICRV điều tiết theo dải biến thiên, gradient). Cùng một mức quốc tế hóa, doanh nghiệp ở Nhóm I thu được hiệu quả khác doanh nghiệp ở Nhóm V do khác biệt về chi phí giao dịch, chất lượng thể chế, và tiếp cận thị trường. Sáu nhóm ICRV là biến điều tiết cấp quốc gia.</w:t>
       </w:r>
     </w:p>
     <w:bookmarkEnd w:id="40"/>
@@ -4638,7 +4638,7 @@
         <w:pStyle w:val="BodyText"/>
       </w:pPr>
       <w:r>
-        <w:t xml:space="preserve">Stallkamp và Schotter (2021) chứng minh rằng nền tảng số cho phép doanh nghiệp nhỏ ở thị trường mới nổi quốc tế hóa với chi phí gần bằng zero, thay đổi căn bản logic Uppsala.</w:t>
+        <w:t xml:space="preserve">Stallkamp và Schotter (2021) cung cấp bằng chứng rằng nền tảng số cho phép doanh nghiệp nhỏ ở thị trường mới nổi quốc tế hóa với chi phí gần bằng zero, thay đổi căn bản lập luận Uppsala.</w:t>
       </w:r>
     </w:p>
     <w:p>
@@ -5313,15 +5313,15 @@
         <w:pStyle w:val="BodyText"/>
       </w:pPr>
       <w:r>
-        <w:t xml:space="preserve">Lập luận tích hợp: quốc tế hóa là quyết định chiến lược theo logic Uppsala (tầng 1); kết quả phụ thuộc nguồn lực doanh nghiệp, TCI (RBV/Lall, 1992) đóng vai trò nâng mặt bằng nhân quả; được hỗ trợ bởi hạ tầng số có điều kiện, DAI (Foundational Digital Adoption Framework/Verhoef et al., 2021) là năng lực phụ thuộc bối cảnh theo CDCM; phản ánh đặc điểm nhà quản trị (Upper Echelons/Hambrick &amp; Mason, 1984); bị khuôn khổ bởi thể chế nội địa (Institutional Theory/North, 1990), gradient ICRV 6 nhóm với gánh nặng bắt buộc ở quốc đảo nhỏ; và thay đổi theo bối cảnh thời gian, thiết kế ba giai đoạn.</w:t>
-      </w:r>
-    </w:p>
-    <w:p>
-      <w:pPr>
-        <w:pStyle w:val="BodyText"/>
-      </w:pPr>
-      <w:r>
-        <w:t xml:space="preserve">Hạn chế của khung tích hợp: khó tách hiệu ứng riêng từng tầng nếu không có dữ liệu panel dài; một số biến quan trọng theo Uppsala (khoảng cách tâm lý, gắn kết mạng lưới) khó đo trong WBES; TCI và DAI có thể tương quan; ICRV và country fixed effects có thể đa cộng; CDCM chỉ đo ở Tier 1-2 do hạn chế WBES.</w:t>
+        <w:t xml:space="preserve">Lập luận tích hợp: quốc tế hóa là quyết định chiến lược theo lập luận Uppsala (tầng 1); kết quả phụ thuộc nguồn lực doanh nghiệp, TCI (RBV/Lall, 1992) đóng vai trò nâng mặt bằng nhân quả; được hỗ trợ bởi hạ tầng số có điều kiện, DAI (Foundational Digital Adoption Framework/Verhoef et al., 2021) là năng lực phụ thuộc bối cảnh theo CDCM; phản ánh đặc điểm nhà quản trị (Upper Echelons/Hambrick &amp; Mason, 1984); bị khuôn khổ bởi thể chế nội địa (Institutional Theory/North, 1990), dải biến thiên ICRV 6 nhóm với gánh nặng bắt buộc ở quốc đảo nhỏ; và thay đổi theo bối cảnh thời gian, thiết kế ba giai đoạn.</w:t>
+      </w:r>
+    </w:p>
+    <w:p>
+      <w:pPr>
+        <w:pStyle w:val="BodyText"/>
+      </w:pPr>
+      <w:r>
+        <w:t xml:space="preserve">Hạn chế của khung tích hợp: khó tách hiệu ứng riêng từng tầng nếu không có dữ liệu panel dài; một số biến quan trọng theo Uppsala (khoảng cách tâm lý, gắn kết mạng lưới) khó đo trong WBES; TCI và DAI có thể tương quan; ICRV và hiệu ứng cố định quốc gia có thể đa cộng; CDCM chỉ đo ở Tier 1-2 do hạn chế WBES.</w:t>
       </w:r>
     </w:p>
     <w:bookmarkEnd w:id="43"/>
@@ -5412,7 +5412,7 @@
         <w:t xml:space="preserve"> </w:t>
       </w:r>
       <w:r>
-        <w:t xml:space="preserve">cấp doanh nghiệp (TCI, DAI) và cấp quốc gia (ICRV regime, thời gian), và</w:t>
+        <w:t xml:space="preserve">cấp doanh nghiệp (TCI, DAI) và cấp quốc gia (chế độ thể chế ICRV, thời gian), và</w:t>
       </w:r>
       <w:r>
         <w:t xml:space="preserve"> </w:t>
@@ -5590,7 +5590,7 @@
         </m:sSup>
       </m:oMath>
       <w:r>
-        <w:t xml:space="preserve">_c) ở cực trái. Sơ đồ phân biệt rõ hai loại nhân tố. Bốn nhân tố điều tiết trọng tâm (focal moderators) nằm trong tầng điều tiết được giả thuyết hóa, phân theo hai cấp: cấp doanh nghiệp (TCI, H2, và DAI, H3) và cấp quốc gia (ICRV regime, H5, và giai đoạn thời gian, H6). Đặc điểm nhà quản trị (kinh nghiệm, học vấn, giới tính, H4) KHÔNG nằm trong tầng điều tiết trọng tâm mà được trình bày cùng nhóm biến kiểm soát quản trị nội sinh, nhằm khóa chặt thiên lệch nội sinh từ năng lực và sự đa dạng giới của nhà quản trị và bảo vệ tính nhân quả thuần khiết của tương tác Thể chế × Công nghệ. Các biến kiểm soát khác (ln(emp), firm_age, foreign_own, sector/country/year FE) được đưa vào mô hình thực nghiệm nhưng không hiển thị trong sơ đồ để đơn giản hóa trình bày. Mỗi tầng lý thuyết cung cấp cơ chế nhân quả riêng biệt: Uppsala giải thích đường cong I-P; RBV biện minh cho H2 (TCI điều tiết trọng tâm); Foundational Digital Adoption Framework (CDCM) biện minh cho H3 (DAI điều tiết trọng tâm); Institutional Theory biện minh cho H5 (điều tiết trọng tâm); Upper Echelons cung cấp cơ sở cho khối kiểm soát quản trị nội sinh H4. Bằng chứng neo đậu từ phân tích Việt Nam và Singapore và phân tích Trung Quốc của luận án xác nhận tính khả nghiệm trước khi áp dụng cho toàn pool 101.185 doanh nghiệp.</w:t>
+        <w:t xml:space="preserve">_c) ở cực trái. Sơ đồ phân biệt rõ hai loại nhân tố. Bốn nhân tố điều tiết trọng tâm (focal moderators) nằm trong tầng điều tiết được giả thuyết hóa, phân theo hai cấp: cấp doanh nghiệp (TCI, H2, và DAI, H3) và cấp quốc gia (chế độ thể chế ICRV, H5, và giai đoạn thời gian, H6). Đặc điểm nhà quản trị (kinh nghiệm, học vấn, giới tính, H4) KHÔNG nằm trong tầng điều tiết trọng tâm mà được trình bày cùng nhóm biến kiểm soát quản trị nội sinh, nhằm khóa chặt thiên lệch nội sinh từ năng lực và sự đa dạng giới của nhà quản trị và bảo vệ tính nhân quả thuần khiết của tương tác Thể chế × Công nghệ. Các biến kiểm soát khác (ln(emp), firm_age, foreign_own, sector/country/year FE) được đưa vào mô hình thực nghiệm nhưng không hiển thị trong sơ đồ để đơn giản hóa trình bày. Mỗi tầng lý thuyết cung cấp cơ chế nhân quả riêng biệt: Uppsala giải thích đường cong I-P; RBV biện minh cho H2 (TCI điều tiết trọng tâm); Foundational Digital Adoption Framework (CDCM) biện minh cho H3 (DAI điều tiết trọng tâm); Institutional Theory biện minh cho H5 (điều tiết trọng tâm); Upper Echelons cung cấp cơ sở cho khối kiểm soát quản trị nội sinh H4. Bằng chứng neo đậu từ phân tích Việt Nam và Singapore và phân tích Trung Quốc của luận án xác nhận tính khả nghiệm trước khi áp dụng cho toàn pool 101.185 doanh nghiệp.</w:t>
       </w:r>
     </w:p>
     <w:bookmarkEnd w:id="48"/>
@@ -5697,7 +5697,7 @@
         <w:t xml:space="preserve"> </w:t>
       </w:r>
       <w:r>
-        <w:t xml:space="preserve">(context-contingent resource), vai trò của DAI trong quan hệ I-P thay đổi theo regime thể chế và mức bão hòa số của nền kinh tế. Nhóm I (Singapore, Advanced I, bão hòa số cao): DAI Tier-1+2 vận hành như nguồn lực khuếch đại tình huống, tác động chỉ xuất hiện khi cường độ xuất khẩu đạt ngưỡng cao (</w:t>
+        <w:t xml:space="preserve">(context-contingent resource), vai trò của DAI trong quan hệ I-P thay đổi theo chế độ thể chế và mức bão hòa số của nền kinh tế. Nhóm I (Singapore, Advanced I, bão hòa số cao): DAI Tier-1+2 vận hành như nguồn lực khuếch đại tình huống, tác động chỉ xuất hiện khi cường độ xuất khẩu đạt ngưỡng cao (</w:t>
       </w:r>
       <m:oMath>
         <m:sSup>
@@ -7206,13 +7206,13 @@
         <w:t xml:space="preserve">2.3.4 Hệ giả thuyết nghiên cứu (H1-H6)</w:t>
       </w:r>
     </w:p>
-    <w:bookmarkStart w:id="55" w:name="tổng-quan-và-logic-phát-triển-giả-thuyết"/>
+    <w:bookmarkStart w:id="55" w:name="Xd5c539f936b2f6d69143bfcced0f271bd85d296"/>
     <w:p>
       <w:pPr>
         <w:pStyle w:val="Heading5"/>
       </w:pPr>
       <w:r>
-        <w:t xml:space="preserve">Tổng quan và logic phát triển giả thuyết</w:t>
+        <w:t xml:space="preserve">Tổng quan và lập luận phát triển giả thuyết</w:t>
       </w:r>
     </w:p>
     <w:p>
@@ -7273,7 +7273,7 @@
         <w:t xml:space="preserve"> </w:t>
       </w:r>
       <w:r>
-        <w:t xml:space="preserve">của hình chữ U ngược, chứ không phải một gradient điểm uốn đơn điệu: độ cong sâu dần khi chất lượng thể chế suy giảm, làm hình phạt sau đỉnh gay gắt hơn ở các chế độ thể chế yếu và phẳng dần về gần tuyến tính ở chế độ tiên tiến (Nhóm I). Điểm uốn theo nhóm là không đồng nhất (khoảng 16–50% FSTS, cụm quanh ~40%) và không dịch chuyển đơn điệu; ở cấp đơn quốc gia, các neo đậu quan sát được gồm Nhóm III (47-49%) và Nhóm IV (39-46%), còn Nhóm VI có pattern gánh nặng bắt buộc, không có chữ U ngược điển hình. Lưu ý: phân tích Singapore (TP ~82%) là ngoại lệ đơn quốc gia với LM p = 0,303 (không có ý nghĩa), không đại diện cho mẫu Nhóm I trong phân tích đa quốc gia.</w:t>
+        <w:t xml:space="preserve">của hình chữ U ngược, chứ không phải một dải biến thiên điểm uốn đơn điệu: độ cong sâu dần khi chất lượng thể chế suy giảm, làm hình phạt sau đỉnh gay gắt hơn ở các chế độ thể chế yếu và phẳng dần về gần tuyến tính ở chế độ tiên tiến (Nhóm I). Điểm uốn theo nhóm là không đồng nhất (khoảng 16–50% FSTS, cụm quanh ~40%) và không dịch chuyển đơn điệu; ở cấp đơn quốc gia, các neo đậu quan sát được gồm Nhóm III (47-49%) và Nhóm IV (39-46%), còn Nhóm VI có hình thái gánh nặng bắt buộc, không có chữ U ngược điển hình. Lưu ý: phân tích Singapore (TP ~82%) là ngoại lệ đơn quốc gia với LM p = 0,303 (không có ý nghĩa), không đại diện cho mẫu Nhóm I trong phân tích đa quốc gia.</w:t>
       </w:r>
     </w:p>
     <w:p>
@@ -7366,7 +7366,7 @@
         <w:t xml:space="preserve"> </w:t>
       </w:r>
       <w:r>
-        <w:t xml:space="preserve">sâu dần theo gradient ICRV khi chất lượng thể chế suy giảm: gần tuyến tính ở Nhóm I và cong sâu hơn ở các nhóm thể chế yếu, với Nhóm VI có pattern gánh nặng bắt buộc (không có điểm uốn). Điểm uốn theo nhóm là không đồng nhất (cụm quanh ~40%) và không dịch chuyển đơn điệu; thể chế càng yếu, hình phạt sau đỉnh cho quốc tế hóa quá mức càng gay gắt.</w:t>
+        <w:t xml:space="preserve">sâu dần theo dải biến thiên ICRV khi chất lượng thể chế suy giảm: gần tuyến tính ở Nhóm I và cong sâu hơn ở các nhóm thể chế yếu, với Nhóm VI có hình thái (pattern) gánh nặng bắt buộc (không có điểm uốn). Điểm uốn theo nhóm là không đồng nhất (cụm quanh ~40%) và không dịch chuyển đơn điệu; thể chế càng yếu, hình phạt sau đỉnh cho quốc tế hóa quá mức càng gay gắt.</w:t>
       </w:r>
     </w:p>
     <w:p>
@@ -7386,15 +7386,15 @@
         <w:t xml:space="preserve">”</w:t>
       </w:r>
       <w:r>
-        <w:t xml:space="preserve">, biên tham gia): Bước chuyển rời rạc từ không xuất khẩu (FSTS = 0) sang có xuất khẩu (FSTS &gt; 0) tạo ra một bậc nhảy năng suất lao động dương và đáng kể, đây mới là động lực chính của hiệu ứng I-P. Cơ chế là sự hấp thụ chi phí cố định (fixed-cost absorption): doanh nghiệp vượt được ngưỡng đầu tư ban đầu để tham gia thị trường xuất khẩu (tuân thủ tiêu chuẩn, kênh phân phối, năng lực ngoại thương) sẽ phân bổ chi phí cố định đó lên một nền doanh thu rộng hơn và tự chọn lọc về nhóm doanh nghiệp năng suất cao hơn theo logic Melitz (2003). Phần lớn lợi ích I-P do đó được hiện thực hóa ngay tại biên tham gia, chứ không phải dọc theo biên cường độ.</w:t>
-      </w:r>
-    </w:p>
-    <w:p>
-      <w:pPr>
-        <w:pStyle w:val="BodyText"/>
-      </w:pPr>
-      <w:r>
-        <w:t xml:space="preserve">H1b (biên cường độ, gần phẳng/gần tuyến tính): Trong mẫu chỉ gồm doanh nghiệp đã xuất khẩu, quỹ đạo I-P gần như phẳng; thành phần bậc hai mất ý nghĩa thống kê. Bằng chứng neo đậu trực tiếp là kết quả within-exporter của phân tích Việt Nam, nơi số hạng</w:t>
+        <w:t xml:space="preserve">, biên tham gia): Bước chuyển rời rạc từ không xuất khẩu (FSTS = 0) sang có xuất khẩu (FSTS &gt; 0) tạo ra một bậc nhảy năng suất lao động dương và đáng kể, đây mới là động lực chính của hiệu ứng I-P. Cơ chế là sự hấp thụ chi phí cố định (fixed-cost absorption): doanh nghiệp vượt được ngưỡng đầu tư ban đầu để tham gia thị trường xuất khẩu (tuân thủ tiêu chuẩn, kênh phân phối, năng lực ngoại thương) sẽ phân bổ chi phí cố định đó lên một nền doanh thu rộng hơn và tự chọn lọc về nhóm doanh nghiệp năng suất cao hơn theo lập luận Melitz (2003). Phần lớn lợi ích I-P do đó được hiện thực hóa ngay tại biên tham gia, chứ không phải dọc theo biên cường độ.</w:t>
+      </w:r>
+    </w:p>
+    <w:p>
+      <w:pPr>
+        <w:pStyle w:val="BodyText"/>
+      </w:pPr>
+      <w:r>
+        <w:t xml:space="preserve">H1b (biên cường độ, gần phẳng/gần tuyến tính): Trong mẫu chỉ gồm doanh nghiệp đã xuất khẩu, quỹ đạo I-P gần như phẳng; thành phần bậc hai mất ý nghĩa thống kê. Bằng chứng neo đậu trực tiếp là kết quả trong nội bộ nhóm xuất khẩu (within-exporter) của phân tích Việt Nam, nơi số hạng</w:t>
       </w:r>
       <w:r>
         <w:t xml:space="preserve"> </w:t>
@@ -8050,7 +8050,7 @@
         <w:t xml:space="preserve"> </w:t>
       </w:r>
       <w:r>
-        <w:t xml:space="preserve">trong quan hệ I-P. DAI không hoạt động như một phần thưởng năng suất đồng nhất mà như một năng lực phụ thuộc bối cảnh theo CDCM, với hướng và cường độ khác nhau rõ ràng giữa Emerging/Frontier và Advanced. Hai sub-hypothesis phân biệt dấu kỳ vọng:</w:t>
+        <w:t xml:space="preserve">trong quan hệ I-P. DAI không hoạt động như một phần thưởng năng suất đồng nhất mà như một năng lực phụ thuộc bối cảnh theo CDCM, với hướng và cường độ khác nhau rõ ràng giữa nhóm đang nổi/cận biên (Emerging/Frontier) và nhóm tiên tiến (Advanced). Hai giả thuyết con (sub-hypothesis) phân biệt dấu kỳ vọng:</w:t>
       </w:r>
     </w:p>
     <w:p>
@@ -8089,7 +8089,7 @@
         </m:sSup>
       </m:oMath>
       <w:r>
-        <w:t xml:space="preserve">×DAI) &gt; 0 trong ước lượng OLS. Cơ chế: DAI giảm khoảng cách tâm lý, mở rộng tiếp cận thị trường ảo, và tăng năng lực điều phối ở những bối cảnh mà website presence vẫn là tín hiệu phân biệt (chưa bão hòa). Tuy nhiên, kiểm định bằng biến công cụ tại Nhóm IV (Việt Nam) cho kết quả null (β = 0,018; p = 0,942), OLS dương phản ánh phụ thuộc chọn lựa, không nhân quả. H3a do đó là giả thuyết có điều kiện, cần kiểm định nhân quả để xác nhận.</w:t>
+        <w:t xml:space="preserve">×DAI) &gt; 0 trong ước lượng OLS. Cơ chế: DAI giảm khoảng cách tâm lý, mở rộng tiếp cận thị trường ảo, và tăng năng lực điều phối ở những bối cảnh mà sự hiện diện website (website presence) vẫn là tín hiệu phân biệt (chưa bão hòa). Tuy nhiên, kiểm định bằng biến công cụ tại Nhóm IV (Việt Nam) cho kết quả null (β = 0,018; p = 0,942), OLS dương phản ánh phụ thuộc chọn lựa, không nhân quả. H3a do đó là giả thuyết có điều kiện, cần kiểm định nhân quả để xác nhận.</w:t>
       </w:r>
     </w:p>
     <w:p>
@@ -8157,7 +8157,7 @@
         <w:pStyle w:val="BodyText"/>
       </w:pPr>
       <w:r>
-        <w:t xml:space="preserve">TCI và DAI là hai cấu trúc phân biệt và không thể thay thế nhau trong cả hai sub-hypothesis (CDCM distinctiveness hypothesis, H3c: β(TCI)</w:t>
+        <w:t xml:space="preserve">TCI và DAI là hai cấu trúc phân biệt và không thể thay thế nhau trong cả hai giả thuyết con (giả thuyết phân biệt cấu trúc CDCM, CDCM distinctiveness hypothesis, H3c: β(TCI)</w:t>
       </w:r>
       <w:r>
         <w:t xml:space="preserve"> </w:t>
@@ -8174,7 +8174,7 @@
         <w:t xml:space="preserve"> </w:t>
       </w:r>
       <w:r>
-        <w:t xml:space="preserve">β(DAI) và hai cấu trúc thỏa mãn tiêu chí discriminant validity).</w:t>
+        <w:t xml:space="preserve">β(DAI) và hai cấu trúc thỏa mãn tiêu chí giá trị phân biệt, discriminant validity).</w:t>
       </w:r>
     </w:p>
     <w:p>
@@ -8307,13 +8307,13 @@
       </w:r>
     </w:p>
     <w:bookmarkEnd w:id="59"/>
-    <w:bookmarkStart w:id="60" w:name="h5-thể-chế-icrv-điều-tiết-theo-gradient"/>
+    <w:bookmarkStart w:id="60" w:name="Xda529543b3724f11a3ec16e0ec40bd3627bd65b"/>
     <w:p>
       <w:pPr>
         <w:pStyle w:val="Heading5"/>
       </w:pPr>
       <w:r>
-        <w:t xml:space="preserve">H5, Thể chế ICRV điều tiết theo gradient</w:t>
+        <w:t xml:space="preserve">H5, Thể chế ICRV điều tiết theo dải biến thiên</w:t>
       </w:r>
     </w:p>
     <w:p>
@@ -8422,7 +8422,7 @@
               <w:jc w:val="left"/>
             </w:pPr>
             <w:r>
-              <w:t xml:space="preserve">phân tích đa quốc gia pooled (N=82.302): độ cong nông nhất, gần tuyến tính ở nhóm tiên tiến (điểm uốn cụm quanh ~40%); phân tích Singapore TP ~82% là ngoại lệ đơn quốc gia (LM p = 0,303, không có ý nghĩa)</w:t>
+              <w:t xml:space="preserve">phân tích đa quốc gia tổng hợp (N=82.302): độ cong nông nhất, gần tuyến tính ở nhóm tiên tiến (điểm uốn cụm quanh ~40%); phân tích Singapore TP ~82% là ngoại lệ đơn quốc gia (LM p = 0,303, không có ý nghĩa)</w:t>
             </w:r>
           </w:p>
         </w:tc>
@@ -8623,7 +8623,7 @@
         <w:pStyle w:val="BodyText"/>
       </w:pPr>
       <w:r>
-        <w:t xml:space="preserve">H5: Hiệu ứng điều tiết của chế độ thể chế (ICRV) lên quan hệ I-P có dạng gradient: cùng một mức FSTS, doanh nghiệp ở Nhóm I đạt hiệu quả cao nhất; gradient giảm dần qua Nhóm II đến V; Nhóm VI có pattern gánh nặng bắt buộc.</w:t>
+        <w:t xml:space="preserve">H5: Hiệu ứng điều tiết của chế độ thể chế (ICRV) lên quan hệ I-P có dạng dải biến thiên: cùng một mức FSTS, doanh nghiệp ở Nhóm I đạt hiệu quả cao nhất; chênh lệch giữa các chế độ giảm dần qua Nhóm II đến V; Nhóm VI có hình thái gánh nặng bắt buộc.</w:t>
       </w:r>
       <w:r>
         <w:t xml:space="preserve"> </w:t>
@@ -8639,7 +8639,7 @@
         <w:t xml:space="preserve"> </w:t>
       </w:r>
       <w:r>
-        <w:t xml:space="preserve">của hình chữ U ngược sâu dần theo gradient khi chất lượng thể chế suy giảm, từ gần tuyến tính ở Nhóm I đến cong sâu ở Nhóm V; điểm uốn theo nhóm không đồng nhất (cụm quanh ~40%) và không dịch chuyển đơn điệu. Thể chế càng yếu, hình phạt sau đỉnh cho quốc tế hóa quá mức càng gay gắt, phản ánh chi phí giao dịch cao và năng lực điều phối hạn chế trong bối cảnh thể chế yếu.</w:t>
+        <w:t xml:space="preserve">của hình chữ U ngược sâu dần theo dải biến thiên khi chất lượng thể chế suy giảm, từ gần tuyến tính ở Nhóm I đến cong sâu ở Nhóm V; điểm uốn theo nhóm không đồng nhất (cụm quanh ~40%) và không dịch chuyển đơn điệu. Thể chế càng yếu, hình phạt sau đỉnh cho quốc tế hóa quá mức càng gay gắt, phản ánh chi phí giao dịch cao và năng lực điều phối hạn chế trong bối cảnh thể chế yếu.</w:t>
       </w:r>
     </w:p>
     <w:bookmarkEnd w:id="60"/>
@@ -9476,7 +9476,7 @@
               <w:jc w:val="left"/>
             </w:pPr>
             <w:r>
-              <w:t xml:space="preserve">Gradient ICRV (độ cong)</w:t>
+              <w:t xml:space="preserve">Dải biến thiên ICRV (độ cong)</w:t>
             </w:r>
           </w:p>
         </w:tc>
@@ -9533,7 +9533,7 @@
               <w:jc w:val="left"/>
             </w:pPr>
             <w:r>
-              <w:t xml:space="preserve">Độ cong sâu dần theo gradient thể chế; điểm uốn không đồng nhất, không dịch chuyển đơn điệu; Nhóm VI gánh nặng bắt buộc</w:t>
+              <w:t xml:space="preserve">Độ cong sâu dần theo dải biến thiên thể chế; điểm uốn không đồng nhất, không dịch chuyển đơn điệu; Nhóm VI gánh nặng bắt buộc</w:t>
             </w:r>
           </w:p>
         </w:tc>
@@ -9647,7 +9647,7 @@
         <w:pStyle w:val="BodyText"/>
       </w:pPr>
       <w:r>
-        <w:t xml:space="preserve">Hệ giả thuyết tạo thành cấu trúc logic nhất quán với bốn trục điều tiết trọng tâm và một khối kiểm soát: H1a/H1b (phi tuyến, biên tham gia vs biên cường độ) là quan hệ trọng tâm; H2 (TCI nâng mặt bằng) và H3a/H3b (DAI phụ thuộc regime, với H3c distinctiveness) phân rã cơ chế năng lực doanh nghiệp với dấu kỳ vọng khác nhau theo ngữ cảnh; H5 (ICRV độ cong) là tầng thể chế bao trùm; H6 (Thời gian) là tầng động. Khác với bốn trục điều tiết trọng tâm (TCI, DAI, ICRV, thời gian), H4a-H4c (đặc điểm nhà quản trị) được đưa vào như khối kiểm soát quản trị nội sinh nhằm khóa chặt thiên lệch nội sinh và bảo vệ tính nhân quả thuần khiết của tương tác Thể chế × Công nghệ.</w:t>
+        <w:t xml:space="preserve">Hệ giả thuyết tạo thành cấu trúc lập luận nhất quán với bốn trục điều tiết trọng tâm và một khối kiểm soát: H1a/H1b (phi tuyến, biên tham gia vs biên cường độ) là quan hệ trọng tâm; H2 (TCI nâng mặt bằng) và H3a/H3b (DAI phụ thuộc chế độ thể chế, với H3c phân biệt cấu trúc, distinctiveness) phân rã cơ chế năng lực doanh nghiệp với dấu kỳ vọng khác nhau theo ngữ cảnh; H5 (ICRV độ cong) là tầng thể chế bao trùm; H6 (Thời gian) là tầng động. Khác với bốn trục điều tiết trọng tâm (TCI, DAI, ICRV, thời gian), H4a-H4c (đặc điểm nhà quản trị) được đưa vào như khối kiểm soát quản trị nội sinh nhằm khóa chặt thiên lệch nội sinh và bảo vệ tính nhân quả thuần khiết của tương tác Thể chế × Công nghệ.</w:t>
       </w:r>
     </w:p>
     <w:p>
@@ -9706,7 +9706,7 @@
         <w:t xml:space="preserve"> </w:t>
       </w:r>
       <w:r>
-        <w:t xml:space="preserve">tăng thêm, và kiểm định từng giả thuyết bằng F-test theo khối. Tất cả mô hình sử dụng: biến phụ thuộc là ln(LP) = ln(doanh thu hằng năm PPP / lao động thường xuyên); sai số chuẩn HC1 robust (Long &amp; Ervin, 2000) làm chuẩn; fixed effects quốc gia (α_j) và năm (δ_t); FSTS được tính trung tâm theo mean trước khi tính</w:t>
+        <w:t xml:space="preserve">tăng thêm, và kiểm định từng giả thuyết bằng F-test theo khối. Tất cả mô hình sử dụng: biến phụ thuộc là ln(LP) = ln(doanh thu hằng năm PPP / lao động thường xuyên); sai số chuẩn vững HC1 (Long &amp; Ervin, 2000) làm chuẩn; hiệu ứng cố định quốc gia (α_j) và năm (δ_t); FSTS được tính trung tâm theo mean trước khi tính</w:t>
       </w:r>
       <w:r>
         <w:t xml:space="preserve"> </w:t>
@@ -9771,13 +9771,13 @@
       </w:r>
     </w:p>
     <w:bookmarkEnd w:id="64"/>
-    <w:bookmarkStart w:id="65" w:name="m0-baseline-tuyến-tính"/>
+    <w:bookmarkStart w:id="65" w:name="m0-mức-cơ-sở-tuyến-tính"/>
     <w:p>
       <w:pPr>
         <w:pStyle w:val="Heading5"/>
       </w:pPr>
       <w:r>
-        <w:t xml:space="preserve">M0, Baseline tuyến tính</w:t>
+        <w:t xml:space="preserve">M0, Mức cơ sở tuyến tính</w:t>
       </w:r>
     </w:p>
     <w:p>
@@ -9790,7 +9790,7 @@
         <w:pStyle w:val="BodyText"/>
       </w:pPr>
       <w:r>
-        <w:t xml:space="preserve">Mục đích: thiết lập baseline và kiểm tra hướng tác động tuyến tính thuần túy.</w:t>
+        <w:t xml:space="preserve">Mục đích: thiết lập mức cơ sở và kiểm tra hướng tác động tuyến tính thuần túy.</w:t>
       </w:r>
       <w:r>
         <w:t xml:space="preserve"> </w:t>
@@ -10231,7 +10231,7 @@
         <w:t xml:space="preserve"> </w:t>
       </w:r>
       <w:r>
-        <w:t xml:space="preserve">= 0) = kiểm định joint moderation; nếu p &gt; 0,10 thì TCI là nâng mặt bằng thuần túy.</w:t>
+        <w:t xml:space="preserve">= 0) = kiểm định tác động điều tiết đồng thời (joint moderation); nếu p &gt; 0,10 thì TCI là nâng mặt bằng thuần túy.</w:t>
       </w:r>
     </w:p>
     <w:bookmarkEnd w:id="68"/>
@@ -10394,7 +10394,7 @@
         <w:pStyle w:val="BodyText"/>
       </w:pPr>
       <w:r>
-        <w:t xml:space="preserve">Mục đích: kiểm định H5, gradient ICRV và gánh nặng bắt buộc (Nhóm VI).</w:t>
+        <w:t xml:space="preserve">Mục đích: kiểm định H5, dải biến thiên ICRV và gánh nặng bắt buộc (Nhóm VI).</w:t>
       </w:r>
       <w:r>
         <w:t xml:space="preserve"> </w:t>
@@ -10462,7 +10462,7 @@
         <w:t xml:space="preserve"> </w:t>
       </w:r>
       <w:r>
-        <w:t xml:space="preserve">Lưu ý: Country FE bị omit trong M6 do ICRV_j là biến cấp quốc gia bất biến theo thời gian, thay bằng Year FE + Region FE (6 vùng).</w:t>
+        <w:t xml:space="preserve">Lưu ý: hiệu ứng cố định quốc gia (country FE) bị loại trong M6 do ICRV_j là biến cấp quốc gia bất biến theo thời gian, thay bằng year FE + region FE (6 vùng).</w:t>
       </w:r>
     </w:p>
     <w:bookmarkEnd w:id="71"/>
@@ -10654,7 +10654,7 @@
         <w:t xml:space="preserve"> </w:t>
       </w:r>
       <w:r>
-        <w:t xml:space="preserve">Yêu cầu mẫu: với k = 13 tham số trọng tâm + controls, n</w:t>
+        <w:t xml:space="preserve">Yêu cầu mẫu: với k = 13 tham số trọng tâm cộng các biến kiểm soát, n</w:t>
       </w:r>
       <w:r>
         <w:t xml:space="preserve"> </w:t>
@@ -10702,7 +10702,7 @@
         <w:pStyle w:val="BodyText"/>
       </w:pPr>
       <w:r>
-        <w:t xml:space="preserve">Ranh giới cấu trúc của tương tác ba chiều và Lá chắn số hai chiều. Bằng chứng pooled từ phân tích đa quốc gia (N = 82.302 ở M2 đến 98.658 ở pool, 45 nền kinh tế) cho thấy hai kết quả cần được diễn giải tách bạch, và đây là một trong những thông điệp sắc nét nhất của khung. Thứ nhất, tương tác ba chiều FSTS×DAI×ICRV cho hệ số gần như bằng không và không có ý nghĩa thống kê (β</w:t>
+        <w:t xml:space="preserve">Ranh giới cấu trúc của tương tác ba chiều và Lá chắn số hai chiều. Bằng chứng tổng hợp từ phân tích đa quốc gia (N = 82.302 ở M2 đến 98.658 ở pool, 45 nền kinh tế) cho thấy hai kết quả cần được diễn giải tách bạch, và đây là một trong những thông điệp sắc nét nhất của khung. Thứ nhất, tương tác ba chiều FSTS×DAI×ICRV cho hệ số gần như bằng không và không có ý nghĩa thống kê (β</w:t>
       </w:r>
       <w:r>
         <w:t xml:space="preserve"> </w:t>
@@ -10857,7 +10857,7 @@
               <w:jc w:val="left"/>
             </w:pPr>
             <w:r>
-              <w:t xml:space="preserve">Baseline</w:t>
+              <w:t xml:space="preserve">Mức cơ sở</w:t>
             </w:r>
           </w:p>
         </w:tc>
@@ -11609,7 +11609,7 @@
               <w:jc w:val="left"/>
             </w:pPr>
             <w:r>
-              <w:t xml:space="preserve">Số country-years</w:t>
+              <w:t xml:space="preserve">Số cặp quốc gia-năm</w:t>
             </w:r>
           </w:p>
         </w:tc>
@@ -12077,15 +12077,15 @@
         <w:t xml:space="preserve">wt_final</w:t>
       </w:r>
       <w:r>
-        <w:t xml:space="preserve">) trong các mô hình hồi quy vì ba lý do. Thứ nhất, mục tiêu phân tích là xác định hệ số quan hệ I-P tại cấp doanh nghiệp (conditional on observables), không phải ước lượng thống kê mô tả đại diện tổng thể. Thứ hai, hai chiều fixed effects (quốc gia × năm) đã hấp thụ phần lớn biến thiên liên quan đến thiết kế lấy mẫu phân tầng. Thứ ba, tích hợp trọng số mẫu vào mô hình fixed effects không đồng nhất gây phức tạp ước lượng mà không đem lại cải thiện tính hợp lệ nội tại (Solon et al., 2015). Phân tích độ nhạy với trọng số được đề xuất như kiểm định tương lai (xem Mục 2.4.3) để xác nhận tính vững của kết quả so với mẫu không có trọng số.</w:t>
-      </w:r>
-    </w:p>
-    <w:p>
-      <w:pPr>
-        <w:pStyle w:val="BodyText"/>
-      </w:pPr>
-      <w:r>
-        <w:t xml:space="preserve">Giao thức hòa hợp bao gồm: crosswalk biến giữa ba schema; xử lý giá trị thiếu; loại bỏ ngoại lệ tại phân vị 1/99; chuyển đổi doanh thu về PPP USD 2017.</w:t>
+        <w:t xml:space="preserve">) trong các mô hình hồi quy vì ba lý do. Thứ nhất, mục tiêu phân tích là xác định hệ số quan hệ I-P tại cấp doanh nghiệp (có điều kiện trên các biến quan sát được, conditional on observables), không phải ước lượng thống kê mô tả đại diện tổng thể. Thứ hai, hiệu ứng cố định hai chiều (quốc gia × năm) đã hấp thụ phần lớn biến thiên liên quan đến thiết kế lấy mẫu phân tầng. Thứ ba, tích hợp trọng số mẫu vào mô hình hiệu ứng cố định không đồng nhất gây phức tạp ước lượng mà không đem lại cải thiện tính hợp lệ nội tại (Solon et al., 2015). Phân tích độ nhạy với trọng số được đề xuất như kiểm định tương lai (xem Mục 2.4.3) để xác nhận tính vững của kết quả so với mẫu không có trọng số.</w:t>
+      </w:r>
+    </w:p>
+    <w:p>
+      <w:pPr>
+        <w:pStyle w:val="BodyText"/>
+      </w:pPr>
+      <w:r>
+        <w:t xml:space="preserve">Giao thức hòa hợp bao gồm: bảng đối chiếu (crosswalk) biến giữa ba schema; xử lý giá trị thiếu; loại bỏ giá trị ngoại lai tại phân vị 1/99; chuyển đổi doanh thu về PPP USD 2017.</w:t>
       </w:r>
     </w:p>
     <w:bookmarkEnd w:id="75"/>
@@ -12217,7 +12217,7 @@
         <w:pStyle w:val="FirstParagraph"/>
       </w:pPr>
       <w:r>
-        <w:t xml:space="preserve">Doanh thu (d2) được chuyển đổi về PPP USD 2017 trước khi tính LP. Loại bỏ ngoại lệ tại phân vị 1/99 để giảm ảnh hưởng ngoại lệ.</w:t>
+        <w:t xml:space="preserve">Doanh thu (d2) được chuyển đổi về PPP USD 2017 trước khi tính LP. Loại bỏ giá trị ngoại lai tại phân vị 1/99 để giảm ảnh hưởng của giá trị ngoại lai.</w:t>
       </w:r>
     </w:p>
     <w:p>
@@ -13341,7 +13341,7 @@
         <w:pStyle w:val="FirstParagraph"/>
       </w:pPr>
       <w:r>
-        <w:t xml:space="preserve">Tầng 1, OLS với SE robust và fixed effects (tất cả mô hình M0-M7): HC1 SE (chuẩn), điều chỉnh không đồng nhất phương sai cấp doanh nghiệp; two-way fixed effects (quốc gia × năm); kiểm tra VIF, kỳ vọng &lt; 10 cho các biến trọng tâm.</w:t>
+        <w:t xml:space="preserve">Tầng 1, OLS với sai số chuẩn vững và hiệu ứng cố định (tất cả mô hình M0-M7): SE HC1 (chuẩn), điều chỉnh không đồng nhất phương sai cấp doanh nghiệp; hiệu ứng cố định hai chiều (quốc gia × năm); kiểm tra VIF, kỳ vọng &lt; 10 cho các biến trọng tâm.</w:t>
       </w:r>
     </w:p>
     <w:p>
@@ -13384,7 +13384,7 @@
         <w:t xml:space="preserve"> </w:t>
       </w:r>
       <w:r>
-        <w:t xml:space="preserve">Tham chiếu: phân tích Việt Nam đã chứng minh F bậc một = 34,6 với biến công cụ hợp lệ.</w:t>
+        <w:t xml:space="preserve">Tham chiếu: phân tích Việt Nam đã cho thấy F bậc một = 34,6 với biến công cụ hợp lệ.</w:t>
       </w:r>
     </w:p>
     <w:p>
@@ -13693,7 +13693,7 @@
         <w:pStyle w:val="BodyText"/>
       </w:pPr>
       <w:r>
-        <w:t xml:space="preserve">LOWESS phi tham số: smoother cục bộ (bandwidth = 0,4) vẽ ln(LP) ~ FSTS, nếu hình dạng visual nhất quán với chữ U ngược, đây là bằng chứng xác nhận không phụ thuộc giả định phân phối.</w:t>
+        <w:t xml:space="preserve">LOWESS phi tham số: bộ làm trơn cục bộ (smoother; bandwidth = 0,4) vẽ ln(LP) ~ FSTS; nếu hình dạng trực quan nhất quán với chữ U ngược, đây là bằng chứng xác nhận không phụ thuộc giả định phân phối.</w:t>
       </w:r>
     </w:p>
     <w:p>
@@ -13892,7 +13892,7 @@
               <w:jc w:val="left"/>
             </w:pPr>
             <w:r>
-              <w:t xml:space="preserve">Kết quả cốt lõi robust với các mẫu khác nhau</w:t>
+              <w:t xml:space="preserve">Kết quả cốt lõi vững với các mẫu khác nhau</w:t>
             </w:r>
           </w:p>
         </w:tc>
@@ -14277,7 +14277,7 @@
         <w:pStyle w:val="BodyText"/>
       </w:pPr>
       <w:r>
-        <w:t xml:space="preserve">Đóng góp 4: Giả thuyết gánh nặng bắt buộc trong khung I-P. Dạng hàm forced penalty (SIDS Nhóm VI) được tích hợp vào H5 như trường hợp cực đoan của gradient thể chế, SIDS không có chữ U ngược điển hình do quốc tế hóa bắt buộc (Briguglio, 1995). Tích hợp này mở rộng dòng nghiên cứu về quan hệ I-P từ châu Á lục địa sang các quốc đảo nhỏ Thái Bình Dương.</w:t>
+        <w:t xml:space="preserve">Đóng góp 4: Giả thuyết gánh nặng bắt buộc trong khung I-P. Dạng hàm forced penalty (SIDS Nhóm VI) được tích hợp vào H5 như trường hợp cực đoan của dải biến thiên thể chế, SIDS không có chữ U ngược điển hình do quốc tế hóa bắt buộc (Briguglio, 1995). Tích hợp này mở rộng dòng nghiên cứu về quan hệ I-P từ châu Á lục địa sang các quốc đảo nhỏ Thái Bình Dương.</w:t>
       </w:r>
     </w:p>
     <w:bookmarkEnd w:id="81"/>
@@ -14295,7 +14295,7 @@
         <w:pStyle w:val="FirstParagraph"/>
       </w:pPr>
       <w:r>
-        <w:t xml:space="preserve">Đóng góp 5: Tám mô hình M0-M7 với điều tiết ba chiều (M7), và một ranh giới cấu trúc có giá trị lý thuyết. Chuỗi mô hình lồng nhau cho phép kiểm định từng cơ chế riêng biệt trước khi tích hợp. M7 là mô hình đầu tiên trong các nghiên cứu châu Á kiểm định đồng thời I×TCI×DAI điều tiết ba chiều kết hợp với tính không đồng nhất thời gian. Đáng chú ý, kết quả pooled (phân tích đa quốc gia 45 nền kinh tế) cho thấy tương tác ba chiều FSTS×DAI×ICRV là null (β</w:t>
+        <w:t xml:space="preserve">Đóng góp 5: Tám mô hình M0-M7 với điều tiết ba chiều (M7), và một ranh giới cấu trúc có giá trị lý thuyết. Chuỗi mô hình lồng nhau cho phép kiểm định từng cơ chế riêng biệt trước khi tích hợp. M7 là mô hình đầu tiên trong các nghiên cứu châu Á kiểm định đồng thời I×TCI×DAI điều tiết ba chiều kết hợp với tính không đồng nhất thời gian. Đáng chú ý, kết quả tổng hợp (phân tích đa quốc gia 45 nền kinh tế) cho thấy tương tác ba chiều FSTS×DAI×ICRV là null (β</w:t>
       </w:r>
       <w:r>
         <w:t xml:space="preserve"> </w:t>
@@ -14328,7 +14328,7 @@
         <w:pStyle w:val="BodyText"/>
       </w:pPr>
       <w:r>
-        <w:t xml:space="preserve">Đóng góp 7: Chiến lược nhận dạng đa tầng tích hợp biến công cụ. Kết hợp HC1/HC3 SE robust, two-way fixed effects, nhận dạng IV (F bậc một &gt; 16), và Paternoster z-test cho so sánh xuyên nhóm tạo ra chiến lược nhận dạng mạnh nhất có thể với dữ liệu WBES cắt ngang. Đặc biệt, việc tách DAI nhân quả vs. phụ thuộc chọn lựa (từ bằng chứng phân tích Việt Nam IV) là bước tiến quan trọng trong phân tích áp dụng số trong IB.</w:t>
+        <w:t xml:space="preserve">Đóng góp 7: Chiến lược nhận dạng đa tầng tích hợp biến công cụ. Kết hợp sai số chuẩn vững HC1/HC3, hiệu ứng cố định hai chiều, nhận dạng IV (F bậc một &gt; 16), và kiểm định z Paternoster cho so sánh xuyên nhóm tạo ra chiến lược nhận dạng mạnh nhất có thể với dữ liệu WBES cắt ngang. Đặc biệt, việc tách DAI nhân quả so với phụ thuộc chọn lựa (từ bằng chứng phân tích Việt Nam IV) là bước tiến quan trọng trong phân tích áp dụng số trong IB.</w:t>
       </w:r>
     </w:p>
     <w:p>
@@ -14354,7 +14354,7 @@
         <w:pStyle w:val="FirstParagraph"/>
       </w:pPr>
       <w:r>
-        <w:t xml:space="preserve">Cho doanh nghiệp Việt Nam và emerging Asia:</w:t>
+        <w:t xml:space="preserve">Cho doanh nghiệp Việt Nam và châu Á mới nổi:</w:t>
       </w:r>
     </w:p>
     <w:p>
@@ -14434,7 +14434,7 @@
         <w:pStyle w:val="BodyText"/>
       </w:pPr>
       <w:r>
-        <w:t xml:space="preserve">SIDS gánh nặng bắt buộc, các quốc đảo nhỏ Thái Bình Dương cần khung chính sách khác hoàn toàn, không áp dụng logic chữ U ngược chuẩn.</w:t>
+        <w:t xml:space="preserve">SIDS gánh nặng bắt buộc, các quốc đảo nhỏ Thái Bình Dương cần khung chính sách khác hoàn toàn, không áp dụng cơ chế chữ U ngược chuẩn.</w:t>
       </w:r>
     </w:p>
     <w:p>
@@ -14499,7 +14499,7 @@
         </m:sSup>
       </m:oMath>
       <w:r>
-        <w:t xml:space="preserve">×DAI) dương trong Nhóm I (phân tích Singapore xác nhận), null/phụ thuộc chọn lựa trong Nhóm IV (phân tích Việt Nam IV null); H4 (kiểm soát quản trị nội sinh) đặc điểm nhà quản trị được ước lượng như nhóm biến kiểm soát quản trị nội sinh, không phải nhân tố điều tiết trọng tâm; H5 (ICRV) độ cong sâu dần theo gradient thể chế từ Nhóm I đến Nhóm V, Nhóm VI gánh nặng bắt buộc, củng cố bởi Lá chắn số DAI×ICRV (p = 0,049); H6 (Thời gian) DAI dịch chuyển 2009 đến 2023, TCI tăng cường theo thời gian.</w:t>
+        <w:t xml:space="preserve">×DAI) dương trong Nhóm I (phân tích Singapore xác nhận), null/phụ thuộc chọn lựa trong Nhóm IV (phân tích Việt Nam IV null); H4 (kiểm soát quản trị nội sinh) đặc điểm nhà quản trị được ước lượng như nhóm biến kiểm soát quản trị nội sinh, không phải nhân tố điều tiết trọng tâm; H5 (ICRV) độ cong sâu dần theo dải biến thiên thể chế từ Nhóm I đến Nhóm V, Nhóm VI gánh nặng bắt buộc, củng cố bởi Lá chắn số DAI×ICRV (p = 0,049); H6 (Thời gian) DAI dịch chuyển 2009 đến 2023, TCI tăng cường theo thời gian.</w:t>
       </w:r>
     </w:p>
     <w:p>
@@ -14558,7 +14558,7 @@
         <w:pStyle w:val="BodyText"/>
       </w:pPr>
       <w:r>
-        <w:t xml:space="preserve">Từ bằng chứng neo đậu, các hệ số được chuyển dịch thành một lộ trình chiến lược ba giai đoạn trên trục doanh thu xuất khẩu, áp dụng trực tiếp cho doanh nghiệp Việt Nam và emerging Asia:</w:t>
+        <w:t xml:space="preserve">Từ bằng chứng neo đậu, các hệ số được chuyển dịch thành một lộ trình chiến lược ba giai đoạn trên trục doanh thu xuất khẩu, áp dụng trực tiếp cho doanh nghiệp Việt Nam và châu Á mới nổi:</w:t>
       </w:r>
     </w:p>
     <w:p>
@@ -14819,7 +14819,7 @@
         <w:pStyle w:val="BodyText"/>
       </w:pPr>
       <w:r>
-        <w:t xml:space="preserve">Để giải quyết vấn đề nhân quả, các nghiên cứu tiếp theo có thể sử dụng: (i) biến công cụ dựa trên tỷ lệ áp dụng trung bình ngành × vùng × sóng như IV cho TCI và DAI (chiến lược đã áp dụng thành công trong phân tích Việt Nam với first-stage F = 22-35, vượt ngưỡng Staiger-Stock); (ii) thiết kế difference-in-differences khai thác các cú sốc chính sách ngoại sinh (ví dụ: CPTPP 2018, chiến tranh thương mại Mỹ-Trung 2018-2019) như ranh giới thực nghiệm tự nhiên; hoặc (iii) phân tích panel dài với dữ liệu WBES core panel 2023-2027 khi có sẵn.</w:t>
+        <w:t xml:space="preserve">Để giải quyết vấn đề nhân quả, các nghiên cứu tiếp theo có thể sử dụng: (i) biến công cụ dựa trên tỷ lệ áp dụng trung bình ngành × vùng × sóng như IV cho TCI và DAI (chiến lược đã áp dụng thành công trong phân tích Việt Nam với F bậc một = 22-35, vượt ngưỡng Staiger-Stock); (ii) thiết kế difference-in-differences khai thác các cú sốc chính sách ngoại sinh (ví dụ: CPTPP 2018, chiến tranh thương mại Mỹ-Trung 2018-2019) như ranh giới thực nghiệm tự nhiên; hoặc (iii) phân tích panel dài với dữ liệu WBES core panel 2023-2027 khi có sẵn.</w:t>
       </w:r>
     </w:p>
     <w:p>
@@ -14898,7 +14898,7 @@
         <w:t xml:space="preserve"> </w:t>
       </w:r>
       <w:r>
-        <w:t xml:space="preserve">Bản thảo phân tích tổng hợp đã hoàn thành, mở rộng ICBEF 2025 baseline (Đỗ &amp; Phan, 2024, k=113) lên</w:t>
+        <w:t xml:space="preserve">Bản thảo phân tích tổng hợp đã hoàn thành, mở rộng mức cơ sở (baseline) ICBEF 2025 (Đỗ &amp; Phan, 2024, k=113) lên</w:t>
       </w:r>
       <w:r>
         <w:t xml:space="preserve"> </w:t>
@@ -14914,7 +14914,7 @@
         <w:t xml:space="preserve"> </w:t>
       </w:r>
       <w:r>
-        <w:t xml:space="preserve">(K=288 effect sizes, 45 nền kinh tế) với hệ thống tìm kiếm PRISMA 2020 trên Web of Science + Scopus (1977-2026). Ba biến điều tiết mới: (i) cDAI, mức độ số hóa cấp quốc gia; (ii) ICRV 6 nhóm; (iii) DPL phase. Kết quả MARA xác nhận: pooled</w:t>
+        <w:t xml:space="preserve">(K=288 mức độ ảnh hưởng, 45 nền kinh tế) với hệ thống tìm kiếm PRISMA 2020 trên Web of Science + Scopus (1977-2026). Ba biến điều tiết mới: (i) cDAI, mức độ số hóa cấp quốc gia; (ii) ICRV 6 nhóm; (iii) DPL phase. Kết quả MARA xác nhận: hiệu ứng tổng hợp</w:t>
       </w:r>
       <w:r>
         <w:t xml:space="preserve"> </w:t>
@@ -14947,7 +14947,7 @@
         </m:sSup>
       </m:oMath>
       <w:r>
-        <w:t xml:space="preserve">=87,8%; ICRV Q_M=17,35 (p = 0,002), H1 điều tiết thể chế được hỗ trợ; cDAI và DPL không có ý nghĩa (H2, H3 không được hỗ trợ). Phát hiện chính: publication bias xác nhận qua Begg-Mazumdar τ=−0,134 (p &lt; 0,001), trim-and-fill k=58 imputed,</w:t>
+        <w:t xml:space="preserve">=87,8%; ICRV Q_M=17,35 (p = 0,002), H1 điều tiết thể chế được hỗ trợ; cDAI và DPL không có ý nghĩa (H2, H3 không được hỗ trợ). Phát hiện chính: thiên lệch xuất bản (publication bias) xác nhận qua Begg-Mazumdar τ=−0,134 (p &lt; 0,001), phương pháp cắt và bù (trim-and-fill) bổ khuyết k=58 nghiên cứu nội suy,</w:t>
       </w:r>
       <w:r>
         <w:t xml:space="preserve"> </w:t>
@@ -14960,7 +14960,7 @@
         <w:t xml:space="preserve">r</w:t>
       </w:r>
       <w:r>
-        <w:t xml:space="preserve">_adj=0,035, pooled effect thực tế thấp hơn khoảng 50% so với ước lượng thô. Đóng góp của phân tích tổng hợp trong khuôn khổ CD2: xác nhận gradient ICRV tổng thể (Q_M có ý nghĩa) nhưng không đủ k ở mỗi nhóm để xác nhận đường gradient đơn điệu E1a/E1b.</w:t>
+        <w:t xml:space="preserve">_adj=0,035, hiệu ứng tổng hợp thực tế thấp hơn khoảng 50% so với ước lượng thô. Đóng góp của phân tích tổng hợp trong khuôn khổ CD2: xác nhận dải biến thiên ICRV tổng thể (Q_M có ý nghĩa) nhưng không đủ k ở mỗi nhóm để xác nhận đường dải biến thiên đơn điệu E1a/E1b.</w:t>
       </w:r>
     </w:p>
     <w:p>
@@ -14978,7 +14978,7 @@
         <w:t xml:space="preserve"> </w:t>
       </w:r>
       <w:r>
-        <w:t xml:space="preserve">phân tích đa quốc gia đã hoàn thành, N = 82.302 (M2) đến 98.658 (pool) doanh nghiệp, 45 nền kinh tế châu Á và Thái Bình Dương, 98 country-year waves, 6 nhóm ICRV. Kết quả xác nhận: H1 (phi tuyến) điểm uốn toàn mẫu</w:t>
+        <w:t xml:space="preserve">phân tích đa quốc gia đã hoàn thành, N = 82.302 (M2) đến 98.658 (pool) doanh nghiệp, 45 nền kinh tế châu Á và Thái Bình Dương, 98 cặp quốc gia-năm khảo sát, 6 nhóm ICRV. Kết quả xác nhận: H1 (phi tuyến) điểm uốn toàn mẫu</w:t>
       </w:r>
       <w:r>
         <w:t xml:space="preserve"> </w:t>
@@ -14995,7 +14995,7 @@
         <w:t xml:space="preserve"> </w:t>
       </w:r>
       <w:r>
-        <w:t xml:space="preserve">37%; H2 TCI level effect β</w:t>
+        <w:t xml:space="preserve">37%; H2 TCI có hiệu ứng cấp độ β</w:t>
       </w:r>
       <w:r>
         <w:t xml:space="preserve"> </w:t>
@@ -15012,7 +15012,7 @@
         <w:t xml:space="preserve"> </w:t>
       </w:r>
       <w:r>
-        <w:t xml:space="preserve">+0,344 (p &lt; 0,05); H3 DAI universal level effect β = +0,155 (p &lt; 0,001) cùng cả hai số hạng tương tác độ cong; H5 ICRV điều tiết theo dạng độ cong (concavity / biên độ): hình chữ U ngược cong sâu hơn ở SIDS/Frontier và phẳng dần về gần tuyến tính ở Advanced Innovation, điểm uốn theo nhóm không đồng nhất và không dịch chuyển đơn điệu (tương tác M10 có ý nghĩa: FSTS×ICRV β = +1,85,</w:t>
+        <w:t xml:space="preserve">+0,344 (p &lt; 0,05); H3 DAI có hiệu ứng cấp độ phổ quát β = +0,155 (p &lt; 0,001) cùng cả hai số hạng tương tác độ cong; H5 ICRV điều tiết theo dạng độ cong (concavity / biên độ): hình chữ U ngược cong sâu hơn ở SIDS/Frontier và phẳng dần về gần tuyến tính ở nhóm tiên tiến đổi mới (Advanced Innovation), điểm uốn theo nhóm không đồng nhất và không dịch chuyển đơn điệu (tương tác M10 có ý nghĩa: FSTS×ICRV β = +1,85,</w:t>
       </w:r>
       <w:r>
         <w:t xml:space="preserve"> </w:t>
@@ -15053,7 +15053,7 @@
         <w:t xml:space="preserve"> </w:t>
       </w:r>
       <w:r>
-        <w:t xml:space="preserve">−0,001, không có ý nghĩa) cho thấy một ranh giới cấu trúc: số hóa bề mặt Tier-1 không định hình lại được hình dạng đường cong I-P. phân tích Việt Nam (Nhóm IV), phân tích Singapore (Nhóm I), phân tích Trung Quốc (Nhóm III) cung cấp neo đậu cross-context đã được xác nhận bởi kết quả pooled 45 nền kinh tế.</w:t>
+        <w:t xml:space="preserve">−0,001, không có ý nghĩa) cho thấy một ranh giới cấu trúc: số hóa bề mặt Tier-1 không định hình lại được hình dạng đường cong I-P. phân tích Việt Nam (Nhóm IV), phân tích Singapore (Nhóm I), phân tích Trung Quốc (Nhóm III) cung cấp neo đậu xuyên bối cảnh (cross-context) đã được xác nhận bởi kết quả tổng hợp 45 nền kinh tế.</w:t>
       </w:r>
     </w:p>
     <w:p>
@@ -15071,7 +15071,7 @@
         <w:t xml:space="preserve"> </w:t>
       </w:r>
       <w:r>
-        <w:t xml:space="preserve">phân tích SIDS Thái Bình Dương đã hoàn thành, N=1.469 doanh nghiệp, 9 nước SIDS (Nhóm VI ICRV: Fiji, Kiribati, PNG, Samoa, Solomon Islands, Tonga, Vanuatu + Comoros + Timor-Leste), β(FSTS_c)=−0,404* xác nhận Forced Internationalization Penalty: quan hệ âm đơn điệu không có turning point, nhất quán với giả thuyết gánh nặng bắt buộc (Briguglio, 1995; Bertram, 2006). Khoảng trống H1b trong CD2 đã được lấp đầy bởi phân tích SIDS Thái Bình Dương. Quan trọng hơn, kết quả này không nên đọc như một trường hợp biên thứ yếu: đặt cạnh cực Advanced Innovation (Singapore, điểm uốn rất muộn khoảng 82%, xuất khẩu để tối ưu hóa biên lợi nhuận), SIDS Nhóm VI là cực đối lập, quốc tế hóa để sinh tồn, nơi đường cong chữ U ngược sụp đổ hoàn toàn thành quan hệ âm đơn điệu. Hai cực này xác lập một trục lý thuyết, từ quốc tế hóa để mở rộng quy mô đến quốc tế hóa để sinh tồn, mà toàn bộ dải ICRV nằm trên đó; FIP do đó là điều kiện biên xác định ranh giới nơi điều tiết về mức độ (degree) nhường chỗ cho đảo dấu về bản chất (sign), và là một đóng góp lý thuyết trung tâm chứ không phải một phụ lục cuối luận án.</w:t>
+        <w:t xml:space="preserve">phân tích SIDS Thái Bình Dương đã hoàn thành, N=1.469 doanh nghiệp, 9 nước SIDS (Nhóm VI ICRV: Fiji, Kiribati, PNG, Samoa, Solomon Islands, Tonga, Vanuatu + Comoros + Timor-Leste), β(FSTS_c)=−0,404* xác nhận Forced Internationalization Penalty: quan hệ âm đơn điệu không có điểm uốn (turning point), nhất quán với giả thuyết gánh nặng bắt buộc (Briguglio, 1995; Bertram, 2006). Khoảng trống H1b trong CD2 đã được lấp đầy bởi phân tích SIDS Thái Bình Dương. Quan trọng hơn, kết quả này không nên đọc như một trường hợp biên thứ yếu: đặt cạnh cực tiên tiến đổi mới (Advanced Innovation) (Singapore, điểm uốn xuất hiện muộn, khoảng 82%, xuất khẩu để tối ưu hóa biên lợi nhuận), SIDS Nhóm VI là cực đối lập, quốc tế hóa để sinh tồn, nơi đường cong chữ U ngược sụp đổ hoàn toàn thành quan hệ âm đơn điệu. Hai cực này xác lập một trục lý thuyết, từ quốc tế hóa để mở rộng quy mô đến quốc tế hóa để sinh tồn, mà toàn bộ dải ICRV nằm trên đó; FIP do đó là điều kiện biên xác định ranh giới nơi điều tiết về mức độ (degree) nhường chỗ cho đảo dấu về bản chất (sign), và là một đóng góp lý thuyết trung tâm chứ không phải một phụ lục cuối luận án.</w:t>
       </w:r>
     </w:p>
     <w:p>
@@ -16646,7 +16646,7 @@
         <w:pStyle w:val="FirstParagraph"/>
       </w:pPr>
       <w:r>
-        <w:t xml:space="preserve">Toàn bộ pipeline phân tích sử dụng Stata 18. Mô hình chuẩn (Mục 6.4) dùng HC1 robust SE cho điều chỉnh phương sai không đồng nhất cấp doanh nghiệp. Để kiểm định độ vững với clustering ở cấp quốc gia × ngành (country × industry cluster), thêm bước sau trước khi chạy mô hình hồi quy:</w:t>
+        <w:t xml:space="preserve">Toàn bộ quy trình phân tích (pipeline) sử dụng Stata 18. Mô hình chuẩn (Mục 6.4) dùng sai số chuẩn vững HC1 cho điều chỉnh phương sai không đồng nhất cấp doanh nghiệp. Để kiểm định độ vững với clustering ở cấp quốc gia × ngành (country × industry cluster), thêm bước sau trước khi chạy mô hình hồi quy:</w:t>
       </w:r>
     </w:p>
     <w:p>

--- a/dist/HO_SO_NOP/03_CHUYEN_DE/CD2_chuyen_de_2.docx
+++ b/dist/HO_SO_NOP/03_CHUYEN_DE/CD2_chuyen_de_2.docx
@@ -5216,7 +5216,7 @@
               <w:jc w:val="left"/>
             </w:pPr>
             <w:r>
-              <w:t xml:space="preserve">H5 Gradient thể chế</w:t>
+              <w:t xml:space="preserve">H5 Dải biến thiên thể chế</w:t>
             </w:r>
           </w:p>
         </w:tc>
@@ -6840,7 +6840,7 @@
               <w:jc w:val="left"/>
             </w:pPr>
             <w:r>
-              <w:t xml:space="preserve">Gradient H5</w:t>
+              <w:t xml:space="preserve">Dải biến thiên H5</w:t>
             </w:r>
           </w:p>
         </w:tc>
@@ -11435,7 +11435,7 @@
               <w:jc w:val="left"/>
             </w:pPr>
             <w:r>
-              <w:t xml:space="preserve">Gradient TP; gánh nặng bắt buộc Nhóm VI</w:t>
+              <w:t xml:space="preserve">Dải biến thiên TP; gánh nặng bắt buộc Nhóm VI</w:t>
             </w:r>
           </w:p>
         </w:tc>
@@ -14418,7 +14418,7 @@
         <w:pStyle w:val="BodyText"/>
       </w:pPr>
       <w:r>
-        <w:t xml:space="preserve">Gradient ICRV cho thấy chính sách hỗ trợ quốc tế hóa cần phân biệt theo chế độ thể chế, những gì hiệu quả ở Singapore không nhất thiết hiệu quả ở Bangladesh.</w:t>
+        <w:t xml:space="preserve">Dải biến thiên ICRV cho thấy chính sách hỗ trợ quốc tế hóa cần phân biệt theo chế độ thể chế, những gì hiệu quả ở Singapore không nhất thiết hiệu quả ở Bangladesh.</w:t>
       </w:r>
     </w:p>
     <w:p>
